--- a/6 sem/ТППО/лаб.4/лаб.4.docx
+++ b/6 sem/ТППО/лаб.4/лаб.4.docx
@@ -1,6 +1,6 @@
 
 <file path=word/document.xml><?xml version="1.0" encoding="utf-8"?>
-<w:document xmlns:wpc="http://schemas.microsoft.com/office/word/2010/wordprocessingCanvas" xmlns:cx="http://schemas.microsoft.com/office/drawing/2014/chartex" xmlns:cx1="http://schemas.microsoft.com/office/drawing/2015/9/8/chartex" xmlns:cx2="http://schemas.microsoft.com/office/drawing/2015/10/21/chartex" xmlns:cx3="http://schemas.microsoft.com/office/drawing/2016/5/9/chartex" xmlns:cx4="http://schemas.microsoft.com/office/drawing/2016/5/10/chartex" xmlns:cx5="http://schemas.microsoft.com/office/drawing/2016/5/11/chartex" xmlns:cx6="http://schemas.microsoft.com/office/drawing/2016/5/12/chartex" xmlns:cx7="http://schemas.microsoft.com/office/drawing/2016/5/13/chartex" xmlns:cx8="http://schemas.microsoft.com/office/drawing/2016/5/14/chartex" xmlns:mc="http://schemas.openxmlformats.org/markup-compatibility/2006" xmlns:aink="http://schemas.microsoft.com/office/drawing/2016/ink" xmlns:am3d="http://schemas.microsoft.com/office/drawing/2017/model3d" xmlns:o="urn:schemas-microsoft-com:office:office" xmlns:r="http://schemas.openxmlformats.org/officeDocument/2006/relationships" xmlns:m="http://schemas.openxmlformats.org/officeDocument/2006/math" xmlns:v="urn:schemas-microsoft-com:vml" xmlns:wp14="http://schemas.microsoft.com/office/word/2010/wordprocessingDrawing" xmlns:wp="http://schemas.openxmlformats.org/drawingml/2006/wordprocessingDrawing" xmlns:w10="urn:schemas-microsoft-com:office:word" xmlns:w="http://schemas.openxmlformats.org/wordprocessingml/2006/main" xmlns:w14="http://schemas.microsoft.com/office/word/2010/wordml" xmlns:w15="http://schemas.microsoft.com/office/word/2012/wordml" xmlns:w16cid="http://schemas.microsoft.com/office/word/2016/wordml/cid" xmlns:w16se="http://schemas.microsoft.com/office/word/2015/wordml/symex" xmlns:wpg="http://schemas.microsoft.com/office/word/2010/wordprocessingGroup" xmlns:wpi="http://schemas.microsoft.com/office/word/2010/wordprocessingInk" xmlns:wne="http://schemas.microsoft.com/office/word/2006/wordml" xmlns:wps="http://schemas.microsoft.com/office/word/2010/wordprocessingShape" mc:Ignorable="w14 w15 w16se w16cid wp14">
+<w:document xmlns:wpc="http://schemas.microsoft.com/office/word/2010/wordprocessingCanvas" xmlns:cx="http://schemas.microsoft.com/office/drawing/2014/chartex" xmlns:mc="http://schemas.openxmlformats.org/markup-compatibility/2006" xmlns:o="urn:schemas-microsoft-com:office:office" xmlns:r="http://schemas.openxmlformats.org/officeDocument/2006/relationships" xmlns:m="http://schemas.openxmlformats.org/officeDocument/2006/math" xmlns:v="urn:schemas-microsoft-com:vml" xmlns:wp14="http://schemas.microsoft.com/office/word/2010/wordprocessingDrawing" xmlns:wp="http://schemas.openxmlformats.org/drawingml/2006/wordprocessingDrawing" xmlns:w10="urn:schemas-microsoft-com:office:word" xmlns:w="http://schemas.openxmlformats.org/wordprocessingml/2006/main" xmlns:w14="http://schemas.microsoft.com/office/word/2010/wordml" xmlns:w15="http://schemas.microsoft.com/office/word/2012/wordml" xmlns:w16se="http://schemas.microsoft.com/office/word/2015/wordml/symex" xmlns:wpg="http://schemas.microsoft.com/office/word/2010/wordprocessingGroup" xmlns:wpi="http://schemas.microsoft.com/office/word/2010/wordprocessingInk" xmlns:wne="http://schemas.microsoft.com/office/word/2006/wordml" xmlns:wps="http://schemas.microsoft.com/office/word/2010/wordprocessingShape" mc:Ignorable="w14 w15 w16se wp14">
   <w:body>
     <w:p>
       <w:pPr>
@@ -1168,6 +1168,7 @@
       <w:r>
         <w:rPr>
           <w:noProof/>
+          <w:lang w:eastAsia="ru-RU"/>
         </w:rPr>
         <w:drawing>
           <wp:inline distT="0" distB="0" distL="0" distR="0" wp14:anchorId="2CB33CFB" wp14:editId="7317E9A5">
@@ -1228,8 +1229,6 @@
           <w:szCs w:val="28"/>
         </w:rPr>
       </w:pPr>
-      <w:bookmarkStart w:id="0" w:name="_GoBack"/>
-      <w:bookmarkEnd w:id="0"/>
     </w:p>
     <w:p>
       <w:pPr>
@@ -2831,10 +2830,10 @@
         </w:rPr>
         <w:lastRenderedPageBreak/>
         <w:drawing>
-          <wp:inline distT="0" distB="0" distL="0" distR="0" wp14:anchorId="06AE2F79" wp14:editId="635FE103">
-            <wp:extent cx="5572903" cy="4848902"/>
-            <wp:effectExtent l="0" t="0" r="8890" b="8890"/>
-            <wp:docPr id="2" name="Рисунок 2"/>
+          <wp:inline distT="0" distB="0" distL="0" distR="0" wp14:anchorId="60219B21" wp14:editId="5D1E8E54">
+            <wp:extent cx="5940425" cy="3778201"/>
+            <wp:effectExtent l="0" t="0" r="0" b="0"/>
+            <wp:docPr id="1" name="Рисунок 1" descr="D:\uni\6 sem\ТППО\лаб.4\Обработка данных.png"/>
             <wp:cNvGraphicFramePr>
               <a:graphicFrameLocks xmlns:a="http://schemas.openxmlformats.org/drawingml/2006/main" noChangeAspect="1"/>
             </wp:cNvGraphicFramePr>
@@ -2842,23 +2841,36 @@
               <a:graphicData uri="http://schemas.openxmlformats.org/drawingml/2006/picture">
                 <pic:pic xmlns:pic="http://schemas.openxmlformats.org/drawingml/2006/picture">
                   <pic:nvPicPr>
-                    <pic:cNvPr id="1" name=""/>
-                    <pic:cNvPicPr/>
+                    <pic:cNvPr id="0" name="Picture 1" descr="D:\uni\6 sem\ТППО\лаб.4\Обработка данных.png"/>
+                    <pic:cNvPicPr>
+                      <a:picLocks noChangeAspect="1" noChangeArrowheads="1"/>
+                    </pic:cNvPicPr>
                   </pic:nvPicPr>
                   <pic:blipFill>
-                    <a:blip r:embed="rId8"/>
+                    <a:blip r:embed="rId8">
+                      <a:extLst>
+                        <a:ext uri="{28A0092B-C50C-407E-A947-70E740481C1C}">
+                          <a14:useLocalDpi xmlns:a14="http://schemas.microsoft.com/office/drawing/2010/main" val="0"/>
+                        </a:ext>
+                      </a:extLst>
+                    </a:blip>
+                    <a:srcRect/>
                     <a:stretch>
                       <a:fillRect/>
                     </a:stretch>
                   </pic:blipFill>
-                  <pic:spPr>
+                  <pic:spPr bwMode="auto">
                     <a:xfrm>
                       <a:off x="0" y="0"/>
-                      <a:ext cx="5572903" cy="4848902"/>
+                      <a:ext cx="5940425" cy="3778201"/>
                     </a:xfrm>
                     <a:prstGeom prst="rect">
                       <a:avLst/>
                     </a:prstGeom>
+                    <a:noFill/>
+                    <a:ln>
+                      <a:noFill/>
+                    </a:ln>
                   </pic:spPr>
                 </pic:pic>
               </a:graphicData>
@@ -2886,10 +2898,10 @@
           <w:lang w:eastAsia="ru-RU"/>
         </w:rPr>
         <w:drawing>
-          <wp:inline distT="0" distB="0" distL="0" distR="0" wp14:anchorId="3EB4B64D" wp14:editId="35C281E3">
-            <wp:extent cx="4906060" cy="2781688"/>
-            <wp:effectExtent l="0" t="0" r="8890" b="0"/>
-            <wp:docPr id="3" name="Рисунок 3"/>
+          <wp:inline distT="0" distB="0" distL="0" distR="0" wp14:anchorId="599C854E" wp14:editId="78398419">
+            <wp:extent cx="5940425" cy="3123537"/>
+            <wp:effectExtent l="0" t="0" r="0" b="0"/>
+            <wp:docPr id="6" name="Рисунок 6" descr="D:\uni\6 sem\ТППО\лаб.4\Фиксация информации о заказе.png"/>
             <wp:cNvGraphicFramePr>
               <a:graphicFrameLocks xmlns:a="http://schemas.openxmlformats.org/drawingml/2006/main" noChangeAspect="1"/>
             </wp:cNvGraphicFramePr>
@@ -2897,23 +2909,36 @@
               <a:graphicData uri="http://schemas.openxmlformats.org/drawingml/2006/picture">
                 <pic:pic xmlns:pic="http://schemas.openxmlformats.org/drawingml/2006/picture">
                   <pic:nvPicPr>
-                    <pic:cNvPr id="1" name=""/>
-                    <pic:cNvPicPr/>
+                    <pic:cNvPr id="0" name="Picture 2" descr="D:\uni\6 sem\ТППО\лаб.4\Фиксация информации о заказе.png"/>
+                    <pic:cNvPicPr>
+                      <a:picLocks noChangeAspect="1" noChangeArrowheads="1"/>
+                    </pic:cNvPicPr>
                   </pic:nvPicPr>
                   <pic:blipFill>
-                    <a:blip r:embed="rId9"/>
+                    <a:blip r:embed="rId9">
+                      <a:extLst>
+                        <a:ext uri="{28A0092B-C50C-407E-A947-70E740481C1C}">
+                          <a14:useLocalDpi xmlns:a14="http://schemas.microsoft.com/office/drawing/2010/main" val="0"/>
+                        </a:ext>
+                      </a:extLst>
+                    </a:blip>
+                    <a:srcRect/>
                     <a:stretch>
                       <a:fillRect/>
                     </a:stretch>
                   </pic:blipFill>
-                  <pic:spPr>
+                  <pic:spPr bwMode="auto">
                     <a:xfrm>
                       <a:off x="0" y="0"/>
-                      <a:ext cx="4906060" cy="2781688"/>
+                      <a:ext cx="5940425" cy="3123537"/>
                     </a:xfrm>
                     <a:prstGeom prst="rect">
                       <a:avLst/>
                     </a:prstGeom>
+                    <a:noFill/>
+                    <a:ln>
+                      <a:noFill/>
+                    </a:ln>
                   </pic:spPr>
                 </pic:pic>
               </a:graphicData>
@@ -2942,10 +2967,10 @@
         </w:rPr>
         <w:lastRenderedPageBreak/>
         <w:drawing>
-          <wp:inline distT="0" distB="0" distL="0" distR="0" wp14:anchorId="2C7C7E36" wp14:editId="5F512097">
-            <wp:extent cx="5940425" cy="2760345"/>
-            <wp:effectExtent l="0" t="0" r="3175" b="1905"/>
-            <wp:docPr id="5" name="Рисунок 5"/>
+          <wp:inline distT="0" distB="0" distL="0" distR="0" wp14:anchorId="04D581B3" wp14:editId="7C923800">
+            <wp:extent cx="5875020" cy="2667000"/>
+            <wp:effectExtent l="0" t="0" r="0" b="0"/>
+            <wp:docPr id="8" name="Рисунок 8" descr="D:\uni\6 sem\ТППО\лаб.4\Обновление информации о количестве товара.png"/>
             <wp:cNvGraphicFramePr>
               <a:graphicFrameLocks xmlns:a="http://schemas.openxmlformats.org/drawingml/2006/main" noChangeAspect="1"/>
             </wp:cNvGraphicFramePr>
@@ -2953,23 +2978,36 @@
               <a:graphicData uri="http://schemas.openxmlformats.org/drawingml/2006/picture">
                 <pic:pic xmlns:pic="http://schemas.openxmlformats.org/drawingml/2006/picture">
                   <pic:nvPicPr>
-                    <pic:cNvPr id="1" name=""/>
-                    <pic:cNvPicPr/>
+                    <pic:cNvPr id="0" name="Picture 3" descr="D:\uni\6 sem\ТППО\лаб.4\Обновление информации о количестве товара.png"/>
+                    <pic:cNvPicPr>
+                      <a:picLocks noChangeAspect="1" noChangeArrowheads="1"/>
+                    </pic:cNvPicPr>
                   </pic:nvPicPr>
                   <pic:blipFill>
-                    <a:blip r:embed="rId10"/>
+                    <a:blip r:embed="rId10">
+                      <a:extLst>
+                        <a:ext uri="{28A0092B-C50C-407E-A947-70E740481C1C}">
+                          <a14:useLocalDpi xmlns:a14="http://schemas.microsoft.com/office/drawing/2010/main" val="0"/>
+                        </a:ext>
+                      </a:extLst>
+                    </a:blip>
+                    <a:srcRect/>
                     <a:stretch>
                       <a:fillRect/>
                     </a:stretch>
                   </pic:blipFill>
-                  <pic:spPr>
+                  <pic:spPr bwMode="auto">
                     <a:xfrm>
                       <a:off x="0" y="0"/>
-                      <a:ext cx="5940425" cy="2760345"/>
+                      <a:ext cx="5875020" cy="2667000"/>
                     </a:xfrm>
                     <a:prstGeom prst="rect">
                       <a:avLst/>
                     </a:prstGeom>
+                    <a:noFill/>
+                    <a:ln>
+                      <a:noFill/>
+                    </a:ln>
                   </pic:spPr>
                 </pic:pic>
               </a:graphicData>
@@ -2977,6 +3015,8 @@
           </wp:inline>
         </w:drawing>
       </w:r>
+      <w:bookmarkStart w:id="0" w:name="_GoBack"/>
+      <w:bookmarkEnd w:id="0"/>
     </w:p>
     <w:sectPr>
       <w:pgSz w:w="11906" w:h="16838"/>
@@ -2989,7 +3029,7 @@
 </file>
 
 <file path=word/numbering.xml><?xml version="1.0" encoding="utf-8"?>
-<w:numbering xmlns:wpc="http://schemas.microsoft.com/office/word/2010/wordprocessingCanvas" xmlns:cx="http://schemas.microsoft.com/office/drawing/2014/chartex" xmlns:cx1="http://schemas.microsoft.com/office/drawing/2015/9/8/chartex" xmlns:cx2="http://schemas.microsoft.com/office/drawing/2015/10/21/chartex" xmlns:cx3="http://schemas.microsoft.com/office/drawing/2016/5/9/chartex" xmlns:cx4="http://schemas.microsoft.com/office/drawing/2016/5/10/chartex" xmlns:cx5="http://schemas.microsoft.com/office/drawing/2016/5/11/chartex" xmlns:cx6="http://schemas.microsoft.com/office/drawing/2016/5/12/chartex" xmlns:cx7="http://schemas.microsoft.com/office/drawing/2016/5/13/chartex" xmlns:cx8="http://schemas.microsoft.com/office/drawing/2016/5/14/chartex" xmlns:mc="http://schemas.openxmlformats.org/markup-compatibility/2006" xmlns:aink="http://schemas.microsoft.com/office/drawing/2016/ink" xmlns:am3d="http://schemas.microsoft.com/office/drawing/2017/model3d" xmlns:o="urn:schemas-microsoft-com:office:office" xmlns:r="http://schemas.openxmlformats.org/officeDocument/2006/relationships" xmlns:m="http://schemas.openxmlformats.org/officeDocument/2006/math" xmlns:v="urn:schemas-microsoft-com:vml" xmlns:wp14="http://schemas.microsoft.com/office/word/2010/wordprocessingDrawing" xmlns:wp="http://schemas.openxmlformats.org/drawingml/2006/wordprocessingDrawing" xmlns:w10="urn:schemas-microsoft-com:office:word" xmlns:w="http://schemas.openxmlformats.org/wordprocessingml/2006/main" xmlns:w14="http://schemas.microsoft.com/office/word/2010/wordml" xmlns:w15="http://schemas.microsoft.com/office/word/2012/wordml" xmlns:w16cid="http://schemas.microsoft.com/office/word/2016/wordml/cid" xmlns:w16se="http://schemas.microsoft.com/office/word/2015/wordml/symex" xmlns:wpg="http://schemas.microsoft.com/office/word/2010/wordprocessingGroup" xmlns:wpi="http://schemas.microsoft.com/office/word/2010/wordprocessingInk" xmlns:wne="http://schemas.microsoft.com/office/word/2006/wordml" xmlns:wps="http://schemas.microsoft.com/office/word/2010/wordprocessingShape" mc:Ignorable="w14 w15 w16se w16cid wp14">
+<w:numbering xmlns:wpc="http://schemas.microsoft.com/office/word/2010/wordprocessingCanvas" xmlns:cx="http://schemas.microsoft.com/office/drawing/2014/chartex" xmlns:mc="http://schemas.openxmlformats.org/markup-compatibility/2006" xmlns:o="urn:schemas-microsoft-com:office:office" xmlns:r="http://schemas.openxmlformats.org/officeDocument/2006/relationships" xmlns:m="http://schemas.openxmlformats.org/officeDocument/2006/math" xmlns:v="urn:schemas-microsoft-com:vml" xmlns:wp14="http://schemas.microsoft.com/office/word/2010/wordprocessingDrawing" xmlns:wp="http://schemas.openxmlformats.org/drawingml/2006/wordprocessingDrawing" xmlns:w10="urn:schemas-microsoft-com:office:word" xmlns:w="http://schemas.openxmlformats.org/wordprocessingml/2006/main" xmlns:w14="http://schemas.microsoft.com/office/word/2010/wordml" xmlns:w15="http://schemas.microsoft.com/office/word/2012/wordml" xmlns:w16se="http://schemas.microsoft.com/office/word/2015/wordml/symex" xmlns:wpg="http://schemas.microsoft.com/office/word/2010/wordprocessingGroup" xmlns:wpi="http://schemas.microsoft.com/office/word/2010/wordprocessingInk" xmlns:wne="http://schemas.microsoft.com/office/word/2006/wordml" xmlns:wps="http://schemas.microsoft.com/office/word/2010/wordprocessingShape" mc:Ignorable="w14 w15 w16se wp14">
   <w:abstractNum w:abstractNumId="0" w15:restartNumberingAfterBreak="0">
     <w:nsid w:val="00CB2B1E"/>
     <w:multiLevelType w:val="hybridMultilevel"/>
@@ -3615,7 +3655,7 @@
 </file>
 
 <file path=word/styles.xml><?xml version="1.0" encoding="utf-8"?>
-<w:styles xmlns:mc="http://schemas.openxmlformats.org/markup-compatibility/2006" xmlns:r="http://schemas.openxmlformats.org/officeDocument/2006/relationships" xmlns:w="http://schemas.openxmlformats.org/wordprocessingml/2006/main" xmlns:w14="http://schemas.microsoft.com/office/word/2010/wordml" xmlns:w15="http://schemas.microsoft.com/office/word/2012/wordml" xmlns:w16cid="http://schemas.microsoft.com/office/word/2016/wordml/cid" xmlns:w16se="http://schemas.microsoft.com/office/word/2015/wordml/symex" mc:Ignorable="w14 w15 w16se w16cid">
+<w:styles xmlns:mc="http://schemas.openxmlformats.org/markup-compatibility/2006" xmlns:r="http://schemas.openxmlformats.org/officeDocument/2006/relationships" xmlns:w="http://schemas.openxmlformats.org/wordprocessingml/2006/main" xmlns:w14="http://schemas.microsoft.com/office/word/2010/wordml" xmlns:w15="http://schemas.microsoft.com/office/word/2012/wordml" xmlns:w16se="http://schemas.microsoft.com/office/word/2015/wordml/symex" mc:Ignorable="w14 w15 w16se">
   <w:docDefaults>
     <w:rPrDefault>
       <w:rPr>
@@ -3631,7 +3671,7 @@
       </w:pPr>
     </w:pPrDefault>
   </w:docDefaults>
-  <w:latentStyles w:defLockedState="0" w:defUIPriority="99" w:defSemiHidden="0" w:defUnhideWhenUsed="0" w:defQFormat="0" w:count="375">
+  <w:latentStyles w:defLockedState="0" w:defUIPriority="99" w:defSemiHidden="0" w:defUnhideWhenUsed="0" w:defQFormat="0" w:count="371">
     <w:lsdException w:name="Normal" w:uiPriority="0" w:qFormat="1"/>
     <w:lsdException w:name="heading 1" w:uiPriority="9" w:qFormat="1"/>
     <w:lsdException w:name="heading 2" w:semiHidden="1" w:uiPriority="9" w:unhideWhenUsed="1" w:qFormat="1"/>
@@ -3737,6 +3777,7 @@
     <w:lsdException w:name="HTML Sample" w:semiHidden="1" w:unhideWhenUsed="1"/>
     <w:lsdException w:name="HTML Typewriter" w:semiHidden="1" w:unhideWhenUsed="1"/>
     <w:lsdException w:name="HTML Variable" w:semiHidden="1" w:unhideWhenUsed="1"/>
+    <w:lsdException w:name="Normal Table" w:semiHidden="1" w:unhideWhenUsed="1"/>
     <w:lsdException w:name="annotation subject" w:semiHidden="1" w:unhideWhenUsed="1"/>
     <w:lsdException w:name="No List" w:semiHidden="1" w:unhideWhenUsed="1"/>
     <w:lsdException w:name="Outline List 1" w:semiHidden="1" w:unhideWhenUsed="1"/>
@@ -3780,8 +3821,10 @@
     <w:lsdException w:name="Table Elegant" w:semiHidden="1" w:unhideWhenUsed="1"/>
     <w:lsdException w:name="Table Professional" w:semiHidden="1" w:unhideWhenUsed="1"/>
     <w:lsdException w:name="Table Subtle 1" w:semiHidden="1" w:unhideWhenUsed="1"/>
+    <w:lsdException w:name="Table Subtle 2" w:semiHidden="1" w:unhideWhenUsed="1"/>
     <w:lsdException w:name="Table Web 1" w:semiHidden="1" w:unhideWhenUsed="1"/>
     <w:lsdException w:name="Table Web 2" w:semiHidden="1" w:unhideWhenUsed="1"/>
+    <w:lsdException w:name="Table Web 3" w:semiHidden="1" w:unhideWhenUsed="1"/>
     <w:lsdException w:name="Balloon Text" w:semiHidden="1" w:unhideWhenUsed="1"/>
     <w:lsdException w:name="Table Grid" w:uiPriority="39"/>
     <w:lsdException w:name="Table Theme" w:semiHidden="1" w:unhideWhenUsed="1"/>
@@ -4000,10 +4043,6 @@
     <w:lsdException w:name="List Table 5 Dark Accent 6" w:uiPriority="50"/>
     <w:lsdException w:name="List Table 6 Colorful Accent 6" w:uiPriority="51"/>
     <w:lsdException w:name="List Table 7 Colorful Accent 6" w:uiPriority="52"/>
-    <w:lsdException w:name="Mention" w:semiHidden="1" w:unhideWhenUsed="1"/>
-    <w:lsdException w:name="Smart Hyperlink" w:semiHidden="1" w:unhideWhenUsed="1"/>
-    <w:lsdException w:name="Hashtag" w:semiHidden="1" w:unhideWhenUsed="1"/>
-    <w:lsdException w:name="Unresolved Mention" w:semiHidden="1" w:unhideWhenUsed="1"/>
   </w:latentStyles>
   <w:style w:type="paragraph" w:default="1" w:styleId="a">
     <w:name w:val="Normal"/>
@@ -4013,6 +4052,7 @@
   <w:style w:type="character" w:default="1" w:styleId="a0">
     <w:name w:val="Default Paragraph Font"/>
     <w:uiPriority w:val="1"/>
+    <w:semiHidden/>
     <w:unhideWhenUsed/>
   </w:style>
   <w:style w:type="table" w:default="1" w:styleId="a1">
@@ -4437,7 +4477,7 @@
 </file>
 
 <file path=customXml/itemProps1.xml><?xml version="1.0" encoding="utf-8"?>
-<ds:datastoreItem xmlns:ds="http://schemas.openxmlformats.org/officeDocument/2006/customXml" ds:itemID="{F72C22B6-1FE4-4108-88A9-B4A7BB29572A}">
+<ds:datastoreItem xmlns:ds="http://schemas.openxmlformats.org/officeDocument/2006/customXml" ds:itemID="{E96FC706-FB96-4F5E-8540-41D4E4D5326E}">
   <ds:schemaRefs>
     <ds:schemaRef ds:uri="http://schemas.openxmlformats.org/officeDocument/2006/bibliography"/>
   </ds:schemaRefs>

--- a/6 sem/ТППО/лаб.4/лаб.4.docx
+++ b/6 sem/ТППО/лаб.4/лаб.4.docx
@@ -98,25 +98,7 @@
           <w:b/>
           <w:szCs w:val="28"/>
         </w:rPr>
-        <w:t>(ФГБОУ ВО «</w:t>
-      </w:r>
-      <w:proofErr w:type="spellStart"/>
-      <w:r>
-        <w:rPr>
-          <w:rFonts w:ascii="Times New Roman" w:eastAsia="HiddenHorzOCR" w:hAnsi="Times New Roman" w:cs="Times New Roman"/>
-          <w:b/>
-          <w:szCs w:val="28"/>
-        </w:rPr>
-        <w:t>КубГУ</w:t>
-      </w:r>
-      <w:proofErr w:type="spellEnd"/>
-      <w:r>
-        <w:rPr>
-          <w:rFonts w:ascii="Times New Roman" w:eastAsia="HiddenHorzOCR" w:hAnsi="Times New Roman" w:cs="Times New Roman"/>
-          <w:b/>
-          <w:szCs w:val="28"/>
-        </w:rPr>
-        <w:t>»)</w:t>
+        <w:t>(ФГБОУ ВО «КубГУ»)</w:t>
       </w:r>
     </w:p>
     <w:p>
@@ -634,35 +616,16 @@
           <w:sz w:val="28"/>
           <w:szCs w:val="28"/>
         </w:rPr>
-        <w:t xml:space="preserve">Направление </w:t>
-      </w:r>
-      <w:proofErr w:type="gramStart"/>
+        <w:t xml:space="preserve">Направление подготовки  </w:t>
+      </w:r>
       <w:r>
         <w:rPr>
           <w:rStyle w:val="normaltextrun"/>
           <w:sz w:val="28"/>
           <w:szCs w:val="28"/>
-        </w:rPr>
-        <w:t xml:space="preserve">подготовки  </w:t>
-      </w:r>
-      <w:r>
-        <w:rPr>
-          <w:rStyle w:val="normaltextrun"/>
-          <w:sz w:val="28"/>
-          <w:szCs w:val="28"/>
           <w:u w:val="single"/>
         </w:rPr>
-        <w:t>02.03.03</w:t>
-      </w:r>
-      <w:proofErr w:type="gramEnd"/>
-      <w:r>
-        <w:rPr>
-          <w:rStyle w:val="normaltextrun"/>
-          <w:sz w:val="28"/>
-          <w:szCs w:val="28"/>
-          <w:u w:val="single"/>
-        </w:rPr>
-        <w:t xml:space="preserve">  Математическое обеспечение и администрирование информационных систем </w:t>
+        <w:t>02.03.03  Математическое обеспечение и администрирование информационных систем </w:t>
       </w:r>
       <w:r>
         <w:rPr>
@@ -1460,7 +1423,6 @@
                 <w:szCs w:val="28"/>
               </w:rPr>
             </w:pPr>
-            <w:proofErr w:type="spellStart"/>
             <w:r>
               <w:rPr>
                 <w:rFonts w:ascii="Times New Roman" w:hAnsi="Times New Roman" w:cs="Times New Roman"/>
@@ -1470,7 +1432,6 @@
               </w:rPr>
               <w:t>Input</w:t>
             </w:r>
-            <w:proofErr w:type="spellEnd"/>
           </w:p>
         </w:tc>
         <w:tc>
@@ -1514,7 +1475,6 @@
                 <w:szCs w:val="28"/>
               </w:rPr>
             </w:pPr>
-            <w:proofErr w:type="spellStart"/>
             <w:r>
               <w:rPr>
                 <w:rFonts w:ascii="Times New Roman" w:hAnsi="Times New Roman" w:cs="Times New Roman"/>
@@ -1524,7 +1484,6 @@
               </w:rPr>
               <w:t>Input</w:t>
             </w:r>
-            <w:proofErr w:type="spellEnd"/>
           </w:p>
         </w:tc>
       </w:tr>
@@ -1598,7 +1557,6 @@
                 <w:szCs w:val="28"/>
               </w:rPr>
             </w:pPr>
-            <w:proofErr w:type="spellStart"/>
             <w:r>
               <w:rPr>
                 <w:rFonts w:ascii="Times New Roman" w:hAnsi="Times New Roman" w:cs="Times New Roman"/>
@@ -1608,7 +1566,6 @@
               </w:rPr>
               <w:t>Input</w:t>
             </w:r>
-            <w:proofErr w:type="spellEnd"/>
           </w:p>
         </w:tc>
         <w:tc>
@@ -1652,7 +1609,6 @@
                 <w:szCs w:val="28"/>
               </w:rPr>
             </w:pPr>
-            <w:proofErr w:type="spellStart"/>
             <w:r>
               <w:rPr>
                 <w:rFonts w:ascii="Times New Roman" w:hAnsi="Times New Roman" w:cs="Times New Roman"/>
@@ -1662,7 +1618,6 @@
               </w:rPr>
               <w:t>Input</w:t>
             </w:r>
-            <w:proofErr w:type="spellEnd"/>
           </w:p>
         </w:tc>
       </w:tr>
@@ -1737,7 +1692,6 @@
                 <w:szCs w:val="28"/>
               </w:rPr>
             </w:pPr>
-            <w:proofErr w:type="spellStart"/>
             <w:r>
               <w:rPr>
                 <w:rFonts w:ascii="Times New Roman" w:hAnsi="Times New Roman" w:cs="Times New Roman"/>
@@ -1747,7 +1701,6 @@
               </w:rPr>
               <w:t>Input</w:t>
             </w:r>
-            <w:proofErr w:type="spellEnd"/>
           </w:p>
         </w:tc>
         <w:tc>
@@ -1791,7 +1744,6 @@
                 <w:szCs w:val="28"/>
               </w:rPr>
             </w:pPr>
-            <w:proofErr w:type="spellStart"/>
             <w:r>
               <w:rPr>
                 <w:rFonts w:ascii="Times New Roman" w:hAnsi="Times New Roman" w:cs="Times New Roman"/>
@@ -1801,7 +1753,6 @@
               </w:rPr>
               <w:t>Input</w:t>
             </w:r>
-            <w:proofErr w:type="spellEnd"/>
           </w:p>
         </w:tc>
       </w:tr>
@@ -1876,7 +1827,6 @@
                 <w:szCs w:val="28"/>
               </w:rPr>
             </w:pPr>
-            <w:proofErr w:type="spellStart"/>
             <w:r>
               <w:rPr>
                 <w:rFonts w:ascii="Times New Roman" w:hAnsi="Times New Roman" w:cs="Times New Roman"/>
@@ -1886,7 +1836,6 @@
               </w:rPr>
               <w:t>Input</w:t>
             </w:r>
-            <w:proofErr w:type="spellEnd"/>
           </w:p>
         </w:tc>
         <w:tc>
@@ -1929,7 +1878,6 @@
                 <w:szCs w:val="28"/>
               </w:rPr>
             </w:pPr>
-            <w:proofErr w:type="spellStart"/>
             <w:r>
               <w:rPr>
                 <w:rFonts w:ascii="Times New Roman" w:hAnsi="Times New Roman" w:cs="Times New Roman"/>
@@ -1939,7 +1887,6 @@
               </w:rPr>
               <w:t>Input</w:t>
             </w:r>
-            <w:proofErr w:type="spellEnd"/>
           </w:p>
         </w:tc>
       </w:tr>
@@ -2014,7 +1961,6 @@
                 <w:szCs w:val="28"/>
               </w:rPr>
             </w:pPr>
-            <w:proofErr w:type="spellStart"/>
             <w:r>
               <w:rPr>
                 <w:rFonts w:ascii="Times New Roman" w:hAnsi="Times New Roman" w:cs="Times New Roman"/>
@@ -2024,7 +1970,6 @@
               </w:rPr>
               <w:t>Input</w:t>
             </w:r>
-            <w:proofErr w:type="spellEnd"/>
           </w:p>
         </w:tc>
         <w:tc>
@@ -2067,7 +2012,6 @@
                 <w:szCs w:val="28"/>
               </w:rPr>
             </w:pPr>
-            <w:proofErr w:type="spellStart"/>
             <w:r>
               <w:rPr>
                 <w:rFonts w:ascii="Times New Roman" w:hAnsi="Times New Roman" w:cs="Times New Roman"/>
@@ -2077,7 +2021,6 @@
               </w:rPr>
               <w:t>Input</w:t>
             </w:r>
-            <w:proofErr w:type="spellEnd"/>
           </w:p>
         </w:tc>
       </w:tr>
@@ -2099,25 +2042,25 @@
                 <w:szCs w:val="28"/>
               </w:rPr>
             </w:pPr>
-            <w:proofErr w:type="spellStart"/>
-            <w:r>
-              <w:rPr>
-                <w:rFonts w:ascii="Times New Roman" w:hAnsi="Times New Roman" w:cs="Times New Roman"/>
-                <w:iCs/>
-                <w:sz w:val="28"/>
-                <w:szCs w:val="28"/>
-              </w:rPr>
-              <w:t>Акутальная</w:t>
-            </w:r>
-            <w:proofErr w:type="spellEnd"/>
-            <w:r>
-              <w:rPr>
-                <w:rFonts w:ascii="Times New Roman" w:hAnsi="Times New Roman" w:cs="Times New Roman"/>
-                <w:iCs/>
-                <w:sz w:val="28"/>
-                <w:szCs w:val="28"/>
-              </w:rPr>
-              <w:t xml:space="preserve"> информация о количестве товара</w:t>
+            <w:r>
+              <w:rPr>
+                <w:rFonts w:ascii="Times New Roman" w:hAnsi="Times New Roman" w:cs="Times New Roman"/>
+                <w:iCs/>
+                <w:sz w:val="28"/>
+                <w:szCs w:val="28"/>
+              </w:rPr>
+              <w:t>Актуа</w:t>
+            </w:r>
+            <w:bookmarkStart w:id="0" w:name="_GoBack"/>
+            <w:bookmarkEnd w:id="0"/>
+            <w:r>
+              <w:rPr>
+                <w:rFonts w:ascii="Times New Roman" w:hAnsi="Times New Roman" w:cs="Times New Roman"/>
+                <w:iCs/>
+                <w:sz w:val="28"/>
+                <w:szCs w:val="28"/>
+              </w:rPr>
+              <w:t>льная информация о количестве товара</w:t>
             </w:r>
           </w:p>
         </w:tc>
@@ -2161,7 +2104,6 @@
                 <w:szCs w:val="28"/>
               </w:rPr>
             </w:pPr>
-            <w:proofErr w:type="spellStart"/>
             <w:r>
               <w:rPr>
                 <w:rFonts w:ascii="Times New Roman" w:hAnsi="Times New Roman" w:cs="Times New Roman"/>
@@ -2171,7 +2113,6 @@
               </w:rPr>
               <w:t>Control</w:t>
             </w:r>
-            <w:proofErr w:type="spellEnd"/>
           </w:p>
         </w:tc>
         <w:tc>
@@ -2215,7 +2156,6 @@
                 <w:szCs w:val="28"/>
               </w:rPr>
             </w:pPr>
-            <w:proofErr w:type="spellStart"/>
             <w:r>
               <w:rPr>
                 <w:rFonts w:ascii="Times New Roman" w:hAnsi="Times New Roman" w:cs="Times New Roman"/>
@@ -2225,7 +2165,6 @@
               </w:rPr>
               <w:t>Control</w:t>
             </w:r>
-            <w:proofErr w:type="spellEnd"/>
           </w:p>
         </w:tc>
       </w:tr>
@@ -2299,7 +2238,6 @@
                 <w:szCs w:val="28"/>
               </w:rPr>
             </w:pPr>
-            <w:proofErr w:type="spellStart"/>
             <w:r>
               <w:rPr>
                 <w:rFonts w:ascii="Times New Roman" w:hAnsi="Times New Roman" w:cs="Times New Roman"/>
@@ -2309,7 +2247,6 @@
               </w:rPr>
               <w:t>Control</w:t>
             </w:r>
-            <w:proofErr w:type="spellEnd"/>
           </w:p>
         </w:tc>
         <w:tc>
@@ -2353,7 +2290,6 @@
                 <w:szCs w:val="28"/>
               </w:rPr>
             </w:pPr>
-            <w:proofErr w:type="spellStart"/>
             <w:r>
               <w:rPr>
                 <w:rFonts w:ascii="Times New Roman" w:hAnsi="Times New Roman" w:cs="Times New Roman"/>
@@ -2363,7 +2299,6 @@
               </w:rPr>
               <w:t>Control</w:t>
             </w:r>
-            <w:proofErr w:type="spellEnd"/>
           </w:p>
         </w:tc>
       </w:tr>
@@ -2437,7 +2372,6 @@
                 <w:szCs w:val="28"/>
               </w:rPr>
             </w:pPr>
-            <w:proofErr w:type="spellStart"/>
             <w:r>
               <w:rPr>
                 <w:rFonts w:ascii="Times New Roman" w:hAnsi="Times New Roman" w:cs="Times New Roman"/>
@@ -2447,7 +2381,6 @@
               </w:rPr>
               <w:t>Control</w:t>
             </w:r>
-            <w:proofErr w:type="spellEnd"/>
           </w:p>
         </w:tc>
         <w:tc>
@@ -2490,7 +2423,6 @@
                 <w:szCs w:val="28"/>
               </w:rPr>
             </w:pPr>
-            <w:proofErr w:type="spellStart"/>
             <w:r>
               <w:rPr>
                 <w:rFonts w:ascii="Times New Roman" w:hAnsi="Times New Roman" w:cs="Times New Roman"/>
@@ -2500,7 +2432,6 @@
               </w:rPr>
               <w:t>Control</w:t>
             </w:r>
-            <w:proofErr w:type="spellEnd"/>
           </w:p>
         </w:tc>
       </w:tr>
@@ -2575,7 +2506,6 @@
                 <w:szCs w:val="28"/>
               </w:rPr>
             </w:pPr>
-            <w:proofErr w:type="spellStart"/>
             <w:r>
               <w:rPr>
                 <w:rFonts w:ascii="Times New Roman" w:hAnsi="Times New Roman" w:cs="Times New Roman"/>
@@ -2585,7 +2515,6 @@
               </w:rPr>
               <w:t>Mechanism</w:t>
             </w:r>
-            <w:proofErr w:type="spellEnd"/>
           </w:p>
         </w:tc>
         <w:tc>
@@ -2628,7 +2557,6 @@
                 <w:szCs w:val="28"/>
               </w:rPr>
             </w:pPr>
-            <w:proofErr w:type="spellStart"/>
             <w:r>
               <w:rPr>
                 <w:rFonts w:ascii="Times New Roman" w:hAnsi="Times New Roman" w:cs="Times New Roman"/>
@@ -2638,7 +2566,6 @@
               </w:rPr>
               <w:t>Mechanism</w:t>
             </w:r>
-            <w:proofErr w:type="spellEnd"/>
           </w:p>
         </w:tc>
       </w:tr>
@@ -2712,7 +2639,6 @@
                 <w:szCs w:val="28"/>
               </w:rPr>
             </w:pPr>
-            <w:proofErr w:type="spellStart"/>
             <w:r>
               <w:rPr>
                 <w:rFonts w:ascii="Times New Roman" w:hAnsi="Times New Roman" w:cs="Times New Roman"/>
@@ -2722,7 +2648,6 @@
               </w:rPr>
               <w:t>Mechanism</w:t>
             </w:r>
-            <w:proofErr w:type="spellEnd"/>
           </w:p>
         </w:tc>
         <w:tc>
@@ -2765,7 +2690,6 @@
                 <w:szCs w:val="28"/>
               </w:rPr>
             </w:pPr>
-            <w:proofErr w:type="spellStart"/>
             <w:r>
               <w:rPr>
                 <w:rFonts w:ascii="Times New Roman" w:hAnsi="Times New Roman" w:cs="Times New Roman"/>
@@ -2775,7 +2699,6 @@
               </w:rPr>
               <w:t>Mechanism</w:t>
             </w:r>
-            <w:proofErr w:type="spellEnd"/>
           </w:p>
         </w:tc>
       </w:tr>
@@ -3015,8 +2938,6 @@
           </wp:inline>
         </w:drawing>
       </w:r>
-      <w:bookmarkStart w:id="0" w:name="_GoBack"/>
-      <w:bookmarkEnd w:id="0"/>
     </w:p>
     <w:sectPr>
       <w:pgSz w:w="11906" w:h="16838"/>
@@ -4477,7 +4398,7 @@
 </file>
 
 <file path=customXml/itemProps1.xml><?xml version="1.0" encoding="utf-8"?>
-<ds:datastoreItem xmlns:ds="http://schemas.openxmlformats.org/officeDocument/2006/customXml" ds:itemID="{E96FC706-FB96-4F5E-8540-41D4E4D5326E}">
+<ds:datastoreItem xmlns:ds="http://schemas.openxmlformats.org/officeDocument/2006/customXml" ds:itemID="{8EE8AD79-88E5-4CCA-BDB4-FE59F2EBFDD4}">
   <ds:schemaRefs>
     <ds:schemaRef ds:uri="http://schemas.openxmlformats.org/officeDocument/2006/bibliography"/>
   </ds:schemaRefs>

--- a/6 sem/ТППО/лаб.4/лаб.4.docx
+++ b/6 sem/ТППО/лаб.4/лаб.4.docx
@@ -98,7 +98,25 @@
           <w:b/>
           <w:szCs w:val="28"/>
         </w:rPr>
-        <w:t>(ФГБОУ ВО «КубГУ»)</w:t>
+        <w:t>(ФГБОУ ВО «</w:t>
+      </w:r>
+      <w:proofErr w:type="spellStart"/>
+      <w:r>
+        <w:rPr>
+          <w:rFonts w:ascii="Times New Roman" w:eastAsia="HiddenHorzOCR" w:hAnsi="Times New Roman" w:cs="Times New Roman"/>
+          <w:b/>
+          <w:szCs w:val="28"/>
+        </w:rPr>
+        <w:t>КубГУ</w:t>
+      </w:r>
+      <w:proofErr w:type="spellEnd"/>
+      <w:r>
+        <w:rPr>
+          <w:rFonts w:ascii="Times New Roman" w:eastAsia="HiddenHorzOCR" w:hAnsi="Times New Roman" w:cs="Times New Roman"/>
+          <w:b/>
+          <w:szCs w:val="28"/>
+        </w:rPr>
+        <w:t>»)</w:t>
       </w:r>
     </w:p>
     <w:p>
@@ -616,16 +634,35 @@
           <w:sz w:val="28"/>
           <w:szCs w:val="28"/>
         </w:rPr>
-        <w:t xml:space="preserve">Направление подготовки  </w:t>
-      </w:r>
+        <w:t xml:space="preserve">Направление </w:t>
+      </w:r>
+      <w:proofErr w:type="gramStart"/>
       <w:r>
         <w:rPr>
           <w:rStyle w:val="normaltextrun"/>
           <w:sz w:val="28"/>
           <w:szCs w:val="28"/>
+        </w:rPr>
+        <w:t xml:space="preserve">подготовки  </w:t>
+      </w:r>
+      <w:r>
+        <w:rPr>
+          <w:rStyle w:val="normaltextrun"/>
+          <w:sz w:val="28"/>
+          <w:szCs w:val="28"/>
           <w:u w:val="single"/>
         </w:rPr>
-        <w:t>02.03.03  Математическое обеспечение и администрирование информационных систем </w:t>
+        <w:t>02.03.03</w:t>
+      </w:r>
+      <w:proofErr w:type="gramEnd"/>
+      <w:r>
+        <w:rPr>
+          <w:rStyle w:val="normaltextrun"/>
+          <w:sz w:val="28"/>
+          <w:szCs w:val="28"/>
+          <w:u w:val="single"/>
+        </w:rPr>
+        <w:t xml:space="preserve">  Математическое обеспечение и администрирование информационных систем </w:t>
       </w:r>
       <w:r>
         <w:rPr>
@@ -1130,14 +1167,18 @@
       </w:pPr>
       <w:r>
         <w:rPr>
+          <w:rFonts w:ascii="Times New Roman" w:hAnsi="Times New Roman" w:cs="Times New Roman"/>
+          <w:iCs/>
           <w:noProof/>
+          <w:sz w:val="28"/>
+          <w:szCs w:val="28"/>
           <w:lang w:eastAsia="ru-RU"/>
         </w:rPr>
         <w:drawing>
-          <wp:inline distT="0" distB="0" distL="0" distR="0" wp14:anchorId="2CB33CFB" wp14:editId="7317E9A5">
-            <wp:extent cx="5940425" cy="4637562"/>
+          <wp:inline distT="0" distB="0" distL="0" distR="0" wp14:anchorId="5557A067" wp14:editId="25CE4E3F">
+            <wp:extent cx="5940425" cy="4642105"/>
             <wp:effectExtent l="0" t="0" r="0" b="0"/>
-            <wp:docPr id="7" name="Рисунок 7"/>
+            <wp:docPr id="2" name="Рисунок 2" descr="D:\uni\6 sem\ТППО\лаб.4\подраздел 2.png"/>
             <wp:cNvGraphicFramePr>
               <a:graphicFrameLocks xmlns:a="http://schemas.openxmlformats.org/drawingml/2006/main" noChangeAspect="1"/>
             </wp:cNvGraphicFramePr>
@@ -1145,7 +1186,7 @@
               <a:graphicData uri="http://schemas.openxmlformats.org/drawingml/2006/picture">
                 <pic:pic xmlns:pic="http://schemas.openxmlformats.org/drawingml/2006/picture">
                   <pic:nvPicPr>
-                    <pic:cNvPr id="0" name="Picture 3"/>
+                    <pic:cNvPr id="0" name="Picture 1" descr="D:\uni\6 sem\ТППО\лаб.4\подраздел 2.png"/>
                     <pic:cNvPicPr>
                       <a:picLocks noChangeAspect="1" noChangeArrowheads="1"/>
                     </pic:cNvPicPr>
@@ -1166,7 +1207,7 @@
                   <pic:spPr bwMode="auto">
                     <a:xfrm>
                       <a:off x="0" y="0"/>
-                      <a:ext cx="5940425" cy="4637562"/>
+                      <a:ext cx="5940425" cy="4642105"/>
                     </a:xfrm>
                     <a:prstGeom prst="rect">
                       <a:avLst/>
@@ -1423,6 +1464,7 @@
                 <w:szCs w:val="28"/>
               </w:rPr>
             </w:pPr>
+            <w:proofErr w:type="spellStart"/>
             <w:r>
               <w:rPr>
                 <w:rFonts w:ascii="Times New Roman" w:hAnsi="Times New Roman" w:cs="Times New Roman"/>
@@ -1432,6 +1474,7 @@
               </w:rPr>
               <w:t>Input</w:t>
             </w:r>
+            <w:proofErr w:type="spellEnd"/>
           </w:p>
         </w:tc>
         <w:tc>
@@ -1475,6 +1518,7 @@
                 <w:szCs w:val="28"/>
               </w:rPr>
             </w:pPr>
+            <w:proofErr w:type="spellStart"/>
             <w:r>
               <w:rPr>
                 <w:rFonts w:ascii="Times New Roman" w:hAnsi="Times New Roman" w:cs="Times New Roman"/>
@@ -1484,6 +1528,7 @@
               </w:rPr>
               <w:t>Input</w:t>
             </w:r>
+            <w:proofErr w:type="spellEnd"/>
           </w:p>
         </w:tc>
       </w:tr>
@@ -1557,6 +1602,7 @@
                 <w:szCs w:val="28"/>
               </w:rPr>
             </w:pPr>
+            <w:proofErr w:type="spellStart"/>
             <w:r>
               <w:rPr>
                 <w:rFonts w:ascii="Times New Roman" w:hAnsi="Times New Roman" w:cs="Times New Roman"/>
@@ -1566,6 +1612,7 @@
               </w:rPr>
               <w:t>Input</w:t>
             </w:r>
+            <w:proofErr w:type="spellEnd"/>
           </w:p>
         </w:tc>
         <w:tc>
@@ -1609,6 +1656,7 @@
                 <w:szCs w:val="28"/>
               </w:rPr>
             </w:pPr>
+            <w:proofErr w:type="spellStart"/>
             <w:r>
               <w:rPr>
                 <w:rFonts w:ascii="Times New Roman" w:hAnsi="Times New Roman" w:cs="Times New Roman"/>
@@ -1618,6 +1666,7 @@
               </w:rPr>
               <w:t>Input</w:t>
             </w:r>
+            <w:proofErr w:type="spellEnd"/>
           </w:p>
         </w:tc>
       </w:tr>
@@ -1692,6 +1741,7 @@
                 <w:szCs w:val="28"/>
               </w:rPr>
             </w:pPr>
+            <w:proofErr w:type="spellStart"/>
             <w:r>
               <w:rPr>
                 <w:rFonts w:ascii="Times New Roman" w:hAnsi="Times New Roman" w:cs="Times New Roman"/>
@@ -1701,6 +1751,7 @@
               </w:rPr>
               <w:t>Input</w:t>
             </w:r>
+            <w:proofErr w:type="spellEnd"/>
           </w:p>
         </w:tc>
         <w:tc>
@@ -1744,6 +1795,7 @@
                 <w:szCs w:val="28"/>
               </w:rPr>
             </w:pPr>
+            <w:proofErr w:type="spellStart"/>
             <w:r>
               <w:rPr>
                 <w:rFonts w:ascii="Times New Roman" w:hAnsi="Times New Roman" w:cs="Times New Roman"/>
@@ -1753,6 +1805,7 @@
               </w:rPr>
               <w:t>Input</w:t>
             </w:r>
+            <w:proofErr w:type="spellEnd"/>
           </w:p>
         </w:tc>
       </w:tr>
@@ -1827,6 +1880,7 @@
                 <w:szCs w:val="28"/>
               </w:rPr>
             </w:pPr>
+            <w:proofErr w:type="spellStart"/>
             <w:r>
               <w:rPr>
                 <w:rFonts w:ascii="Times New Roman" w:hAnsi="Times New Roman" w:cs="Times New Roman"/>
@@ -1836,6 +1890,7 @@
               </w:rPr>
               <w:t>Input</w:t>
             </w:r>
+            <w:proofErr w:type="spellEnd"/>
           </w:p>
         </w:tc>
         <w:tc>
@@ -1878,6 +1933,7 @@
                 <w:szCs w:val="28"/>
               </w:rPr>
             </w:pPr>
+            <w:proofErr w:type="spellStart"/>
             <w:r>
               <w:rPr>
                 <w:rFonts w:ascii="Times New Roman" w:hAnsi="Times New Roman" w:cs="Times New Roman"/>
@@ -1887,6 +1943,7 @@
               </w:rPr>
               <w:t>Input</w:t>
             </w:r>
+            <w:proofErr w:type="spellEnd"/>
           </w:p>
         </w:tc>
       </w:tr>
@@ -1961,6 +2018,7 @@
                 <w:szCs w:val="28"/>
               </w:rPr>
             </w:pPr>
+            <w:proofErr w:type="spellStart"/>
             <w:r>
               <w:rPr>
                 <w:rFonts w:ascii="Times New Roman" w:hAnsi="Times New Roman" w:cs="Times New Roman"/>
@@ -1970,6 +2028,7 @@
               </w:rPr>
               <w:t>Input</w:t>
             </w:r>
+            <w:proofErr w:type="spellEnd"/>
           </w:p>
         </w:tc>
         <w:tc>
@@ -2012,6 +2071,7 @@
                 <w:szCs w:val="28"/>
               </w:rPr>
             </w:pPr>
+            <w:proofErr w:type="spellStart"/>
             <w:r>
               <w:rPr>
                 <w:rFonts w:ascii="Times New Roman" w:hAnsi="Times New Roman" w:cs="Times New Roman"/>
@@ -2021,6 +2081,7 @@
               </w:rPr>
               <w:t>Input</w:t>
             </w:r>
+            <w:proofErr w:type="spellEnd"/>
           </w:p>
         </w:tc>
       </w:tr>
@@ -2049,18 +2110,7 @@
                 <w:sz w:val="28"/>
                 <w:szCs w:val="28"/>
               </w:rPr>
-              <w:t>Актуа</w:t>
-            </w:r>
-            <w:bookmarkStart w:id="0" w:name="_GoBack"/>
-            <w:bookmarkEnd w:id="0"/>
-            <w:r>
-              <w:rPr>
-                <w:rFonts w:ascii="Times New Roman" w:hAnsi="Times New Roman" w:cs="Times New Roman"/>
-                <w:iCs/>
-                <w:sz w:val="28"/>
-                <w:szCs w:val="28"/>
-              </w:rPr>
-              <w:t>льная информация о количестве товара</w:t>
+              <w:t>Обновление информации о количестве товара</w:t>
             </w:r>
           </w:p>
         </w:tc>
@@ -2104,6 +2154,7 @@
                 <w:szCs w:val="28"/>
               </w:rPr>
             </w:pPr>
+            <w:proofErr w:type="spellStart"/>
             <w:r>
               <w:rPr>
                 <w:rFonts w:ascii="Times New Roman" w:hAnsi="Times New Roman" w:cs="Times New Roman"/>
@@ -2113,6 +2164,7 @@
               </w:rPr>
               <w:t>Control</w:t>
             </w:r>
+            <w:proofErr w:type="spellEnd"/>
           </w:p>
         </w:tc>
         <w:tc>
@@ -2156,6 +2208,7 @@
                 <w:szCs w:val="28"/>
               </w:rPr>
             </w:pPr>
+            <w:proofErr w:type="spellStart"/>
             <w:r>
               <w:rPr>
                 <w:rFonts w:ascii="Times New Roman" w:hAnsi="Times New Roman" w:cs="Times New Roman"/>
@@ -2165,6 +2218,7 @@
               </w:rPr>
               <w:t>Control</w:t>
             </w:r>
+            <w:proofErr w:type="spellEnd"/>
           </w:p>
         </w:tc>
       </w:tr>
@@ -2194,7 +2248,7 @@
                 <w:sz w:val="28"/>
                 <w:szCs w:val="28"/>
               </w:rPr>
-              <w:t>Информация о заказе</w:t>
+              <w:t>Фиксация информации о заказе в БД</w:t>
             </w:r>
           </w:p>
         </w:tc>
@@ -2238,6 +2292,7 @@
                 <w:szCs w:val="28"/>
               </w:rPr>
             </w:pPr>
+            <w:proofErr w:type="spellStart"/>
             <w:r>
               <w:rPr>
                 <w:rFonts w:ascii="Times New Roman" w:hAnsi="Times New Roman" w:cs="Times New Roman"/>
@@ -2247,6 +2302,7 @@
               </w:rPr>
               <w:t>Control</w:t>
             </w:r>
+            <w:proofErr w:type="spellEnd"/>
           </w:p>
         </w:tc>
         <w:tc>
@@ -2290,6 +2346,7 @@
                 <w:szCs w:val="28"/>
               </w:rPr>
             </w:pPr>
+            <w:proofErr w:type="spellStart"/>
             <w:r>
               <w:rPr>
                 <w:rFonts w:ascii="Times New Roman" w:hAnsi="Times New Roman" w:cs="Times New Roman"/>
@@ -2299,6 +2356,7 @@
               </w:rPr>
               <w:t>Control</w:t>
             </w:r>
+            <w:proofErr w:type="spellEnd"/>
           </w:p>
         </w:tc>
       </w:tr>
@@ -2372,6 +2430,7 @@
                 <w:szCs w:val="28"/>
               </w:rPr>
             </w:pPr>
+            <w:proofErr w:type="spellStart"/>
             <w:r>
               <w:rPr>
                 <w:rFonts w:ascii="Times New Roman" w:hAnsi="Times New Roman" w:cs="Times New Roman"/>
@@ -2381,6 +2440,7 @@
               </w:rPr>
               <w:t>Control</w:t>
             </w:r>
+            <w:proofErr w:type="spellEnd"/>
           </w:p>
         </w:tc>
         <w:tc>
@@ -2423,6 +2483,7 @@
                 <w:szCs w:val="28"/>
               </w:rPr>
             </w:pPr>
+            <w:proofErr w:type="spellStart"/>
             <w:r>
               <w:rPr>
                 <w:rFonts w:ascii="Times New Roman" w:hAnsi="Times New Roman" w:cs="Times New Roman"/>
@@ -2432,6 +2493,7 @@
               </w:rPr>
               <w:t>Control</w:t>
             </w:r>
+            <w:proofErr w:type="spellEnd"/>
           </w:p>
         </w:tc>
       </w:tr>
@@ -2506,6 +2568,7 @@
                 <w:szCs w:val="28"/>
               </w:rPr>
             </w:pPr>
+            <w:proofErr w:type="spellStart"/>
             <w:r>
               <w:rPr>
                 <w:rFonts w:ascii="Times New Roman" w:hAnsi="Times New Roman" w:cs="Times New Roman"/>
@@ -2515,6 +2578,7 @@
               </w:rPr>
               <w:t>Mechanism</w:t>
             </w:r>
+            <w:proofErr w:type="spellEnd"/>
           </w:p>
         </w:tc>
         <w:tc>
@@ -2557,6 +2621,7 @@
                 <w:szCs w:val="28"/>
               </w:rPr>
             </w:pPr>
+            <w:proofErr w:type="spellStart"/>
             <w:r>
               <w:rPr>
                 <w:rFonts w:ascii="Times New Roman" w:hAnsi="Times New Roman" w:cs="Times New Roman"/>
@@ -2566,6 +2631,7 @@
               </w:rPr>
               <w:t>Mechanism</w:t>
             </w:r>
+            <w:proofErr w:type="spellEnd"/>
           </w:p>
         </w:tc>
       </w:tr>
@@ -2639,6 +2705,7 @@
                 <w:szCs w:val="28"/>
               </w:rPr>
             </w:pPr>
+            <w:proofErr w:type="spellStart"/>
             <w:r>
               <w:rPr>
                 <w:rFonts w:ascii="Times New Roman" w:hAnsi="Times New Roman" w:cs="Times New Roman"/>
@@ -2648,6 +2715,7 @@
               </w:rPr>
               <w:t>Mechanism</w:t>
             </w:r>
+            <w:proofErr w:type="spellEnd"/>
           </w:p>
         </w:tc>
         <w:tc>
@@ -2690,6 +2758,7 @@
                 <w:szCs w:val="28"/>
               </w:rPr>
             </w:pPr>
+            <w:proofErr w:type="spellStart"/>
             <w:r>
               <w:rPr>
                 <w:rFonts w:ascii="Times New Roman" w:hAnsi="Times New Roman" w:cs="Times New Roman"/>
@@ -2699,6 +2768,7 @@
               </w:rPr>
               <w:t>Mechanism</w:t>
             </w:r>
+            <w:proofErr w:type="spellEnd"/>
           </w:p>
         </w:tc>
       </w:tr>
@@ -2811,6 +2881,7 @@
           <w:szCs w:val="28"/>
         </w:rPr>
       </w:pPr>
+      <w:bookmarkStart w:id="0" w:name="_GoBack"/>
       <w:r>
         <w:rPr>
           <w:rFonts w:ascii="Times New Roman" w:hAnsi="Times New Roman" w:cs="Times New Roman"/>
@@ -2869,6 +2940,7 @@
           </wp:inline>
         </w:drawing>
       </w:r>
+      <w:bookmarkEnd w:id="0"/>
     </w:p>
     <w:p>
       <w:pPr>
@@ -4398,7 +4470,7 @@
 </file>
 
 <file path=customXml/itemProps1.xml><?xml version="1.0" encoding="utf-8"?>
-<ds:datastoreItem xmlns:ds="http://schemas.openxmlformats.org/officeDocument/2006/customXml" ds:itemID="{8EE8AD79-88E5-4CCA-BDB4-FE59F2EBFDD4}">
+<ds:datastoreItem xmlns:ds="http://schemas.openxmlformats.org/officeDocument/2006/customXml" ds:itemID="{55C31407-1C5C-4284-9BBA-B8DDD75444A0}">
   <ds:schemaRefs>
     <ds:schemaRef ds:uri="http://schemas.openxmlformats.org/officeDocument/2006/bibliography"/>
   </ds:schemaRefs>
